--- a/Адаптивные технологии/3 практическая.docx
+++ b/Адаптивные технологии/3 практическая.docx
@@ -54,7 +54,7 @@
                           <a:blip r:embed="rId5" cstate="print">
                             <a:extLst>
                               <a:ext uri="{28A0092B-C50C-407E-A947-70E740481C1C}">
-                                <a14:useLocalDpi xmlns="" xmlns:wpc="http://schemas.microsoft.com/office/word/2010/wordprocessingCanvas" xmlns:mc="http://schemas.openxmlformats.org/markup-compatibility/2006" xmlns:o="urn:schemas-microsoft-com:office:office" xmlns:v="urn:schemas-microsoft-com:vml" xmlns:wp14="http://schemas.microsoft.com/office/word/2010/wordprocessingDrawing" xmlns:w10="urn:schemas-microsoft-com:office:word" xmlns:w="http://schemas.openxmlformats.org/wordprocessingml/2006/main" xmlns:w14="http://schemas.microsoft.com/office/word/2010/wordml" xmlns:wpg="http://schemas.microsoft.com/office/word/2010/wordprocessingGroup" xmlns:wpi="http://schemas.microsoft.com/office/word/2010/wordprocessingInk" xmlns:wps="http://schemas.microsoft.com/office/word/2010/wordprocessingShape" xmlns:a14="http://schemas.microsoft.com/office/drawing/2010/main" val="0"/>
+                                <a14:useLocalDpi xmlns:a14="http://schemas.microsoft.com/office/drawing/2010/main" xmlns:wps="http://schemas.microsoft.com/office/word/2010/wordprocessingShape" xmlns:wpi="http://schemas.microsoft.com/office/word/2010/wordprocessingInk" xmlns:wpg="http://schemas.microsoft.com/office/word/2010/wordprocessingGroup" xmlns:w14="http://schemas.microsoft.com/office/word/2010/wordml" xmlns:w="http://schemas.openxmlformats.org/wordprocessingml/2006/main" xmlns:w10="urn:schemas-microsoft-com:office:word" xmlns:wp14="http://schemas.microsoft.com/office/word/2010/wordprocessingDrawing" xmlns:v="urn:schemas-microsoft-com:vml" xmlns:o="urn:schemas-microsoft-com:office:office" xmlns:mc="http://schemas.openxmlformats.org/markup-compatibility/2006" xmlns:wpc="http://schemas.microsoft.com/office/word/2010/wordprocessingCanvas" xmlns="" val="0"/>
                               </a:ext>
                             </a:extLst>
                           </a:blip>
@@ -314,22 +314,20 @@
     </w:p>
     <w:sdt>
       <w:sdtPr>
+        <w:rPr>
+          <w:rFonts w:ascii="Times New Roman" w:eastAsiaTheme="minorHAnsi" w:hAnsi="Times New Roman" w:cstheme="minorBidi"/>
+          <w:b w:val="0"/>
+          <w:bCs w:val="0"/>
+          <w:color w:val="auto"/>
+          <w:sz w:val="28"/>
+          <w:szCs w:val="22"/>
+        </w:rPr>
         <w:id w:val="21732172"/>
         <w:docPartObj>
           <w:docPartGallery w:val="Table of Contents"/>
           <w:docPartUnique/>
         </w:docPartObj>
       </w:sdtPr>
-      <w:sdtEndPr>
-        <w:rPr>
-          <w:rFonts w:ascii="Times New Roman" w:eastAsiaTheme="minorHAnsi" w:hAnsi="Times New Roman" w:cstheme="minorBidi"/>
-          <w:b w:val="0"/>
-          <w:bCs w:val="0"/>
-          <w:color w:val="auto"/>
-          <w:sz w:val="28"/>
-          <w:szCs w:val="22"/>
-        </w:rPr>
-      </w:sdtEndPr>
       <w:sdtContent>
         <w:p>
           <w:pPr>
@@ -346,7 +344,10 @@
               <w:tab w:val="right" w:leader="dot" w:pos="9345"/>
             </w:tabs>
             <w:rPr>
+              <w:rFonts w:asciiTheme="minorHAnsi" w:eastAsiaTheme="minorEastAsia" w:hAnsiTheme="minorHAnsi"/>
               <w:noProof/>
+              <w:sz w:val="22"/>
+              <w:lang w:eastAsia="ru-RU"/>
             </w:rPr>
           </w:pPr>
           <w:r>
@@ -358,7 +359,7 @@
           <w:r>
             <w:fldChar w:fldCharType="separate"/>
           </w:r>
-          <w:hyperlink w:anchor="_Toc221139599" w:history="1">
+          <w:hyperlink w:anchor="_Toc222181802" w:history="1">
             <w:r>
               <w:rPr>
                 <w:rStyle w:val="a7"/>
@@ -385,7 +386,7 @@
                 <w:noProof/>
                 <w:webHidden/>
               </w:rPr>
-              <w:instrText xml:space="preserve"> PAGEREF _Toc221139599 \h </w:instrText>
+              <w:instrText xml:space="preserve"> PAGEREF _Toc222181802 \h </w:instrText>
             </w:r>
             <w:r>
               <w:rPr>
@@ -423,10 +424,13 @@
               <w:tab w:val="right" w:leader="dot" w:pos="9345"/>
             </w:tabs>
             <w:rPr>
+              <w:rFonts w:asciiTheme="minorHAnsi" w:eastAsiaTheme="minorEastAsia" w:hAnsiTheme="minorHAnsi"/>
               <w:noProof/>
+              <w:sz w:val="22"/>
+              <w:lang w:eastAsia="ru-RU"/>
             </w:rPr>
           </w:pPr>
-          <w:hyperlink w:anchor="_Toc221139600" w:history="1">
+          <w:hyperlink w:anchor="_Toc222181803" w:history="1">
             <w:r>
               <w:rPr>
                 <w:rStyle w:val="a7"/>
@@ -453,7 +457,7 @@
                 <w:noProof/>
                 <w:webHidden/>
               </w:rPr>
-              <w:instrText xml:space="preserve"> PAGEREF _Toc221139600 \h </w:instrText>
+              <w:instrText xml:space="preserve"> PAGEREF _Toc222181803 \h </w:instrText>
             </w:r>
             <w:r>
               <w:rPr>
@@ -491,10 +495,13 @@
               <w:tab w:val="right" w:leader="dot" w:pos="9345"/>
             </w:tabs>
             <w:rPr>
+              <w:rFonts w:asciiTheme="minorHAnsi" w:eastAsiaTheme="minorEastAsia" w:hAnsiTheme="minorHAnsi"/>
               <w:noProof/>
+              <w:sz w:val="22"/>
+              <w:lang w:eastAsia="ru-RU"/>
             </w:rPr>
           </w:pPr>
-          <w:hyperlink w:anchor="_Toc221139601" w:history="1">
+          <w:hyperlink w:anchor="_Toc222181804" w:history="1">
             <w:r>
               <w:rPr>
                 <w:rStyle w:val="a7"/>
@@ -521,7 +528,7 @@
                 <w:noProof/>
                 <w:webHidden/>
               </w:rPr>
-              <w:instrText xml:space="preserve"> PAGEREF _Toc221139601 \h </w:instrText>
+              <w:instrText xml:space="preserve"> PAGEREF _Toc222181804 \h </w:instrText>
             </w:r>
             <w:r>
               <w:rPr>
@@ -559,10 +566,13 @@
               <w:tab w:val="right" w:leader="dot" w:pos="9345"/>
             </w:tabs>
             <w:rPr>
+              <w:rFonts w:asciiTheme="minorHAnsi" w:eastAsiaTheme="minorEastAsia" w:hAnsiTheme="minorHAnsi"/>
               <w:noProof/>
+              <w:sz w:val="22"/>
+              <w:lang w:eastAsia="ru-RU"/>
             </w:rPr>
           </w:pPr>
-          <w:hyperlink w:anchor="_Toc221139602" w:history="1">
+          <w:hyperlink w:anchor="_Toc222181805" w:history="1">
             <w:r>
               <w:rPr>
                 <w:rStyle w:val="a7"/>
@@ -589,7 +599,7 @@
                 <w:noProof/>
                 <w:webHidden/>
               </w:rPr>
-              <w:instrText xml:space="preserve"> PAGEREF _Toc221139602 \h </w:instrText>
+              <w:instrText xml:space="preserve"> PAGEREF _Toc222181805 \h </w:instrText>
             </w:r>
             <w:r>
               <w:rPr>
@@ -610,6 +620,77 @@
                 <w:webHidden/>
               </w:rPr>
               <w:t>4</w:t>
+            </w:r>
+            <w:r>
+              <w:rPr>
+                <w:noProof/>
+                <w:webHidden/>
+              </w:rPr>
+              <w:fldChar w:fldCharType="end"/>
+            </w:r>
+          </w:hyperlink>
+        </w:p>
+        <w:p>
+          <w:pPr>
+            <w:pStyle w:val="11"/>
+            <w:tabs>
+              <w:tab w:val="right" w:leader="dot" w:pos="9345"/>
+            </w:tabs>
+            <w:rPr>
+              <w:rFonts w:asciiTheme="minorHAnsi" w:eastAsiaTheme="minorEastAsia" w:hAnsiTheme="minorHAnsi"/>
+              <w:noProof/>
+              <w:sz w:val="22"/>
+              <w:lang w:eastAsia="ru-RU"/>
+            </w:rPr>
+          </w:pPr>
+          <w:hyperlink w:anchor="_Toc222181806" w:history="1">
+            <w:r>
+              <w:rPr>
+                <w:rStyle w:val="a7"/>
+                <w:noProof/>
+              </w:rPr>
+              <w:t>Задание 2</w:t>
+            </w:r>
+            <w:r>
+              <w:rPr>
+                <w:noProof/>
+                <w:webHidden/>
+              </w:rPr>
+              <w:tab/>
+            </w:r>
+            <w:r>
+              <w:rPr>
+                <w:noProof/>
+                <w:webHidden/>
+              </w:rPr>
+              <w:fldChar w:fldCharType="begin"/>
+            </w:r>
+            <w:r>
+              <w:rPr>
+                <w:noProof/>
+                <w:webHidden/>
+              </w:rPr>
+              <w:instrText xml:space="preserve"> PAGEREF _Toc222181806 \h </w:instrText>
+            </w:r>
+            <w:r>
+              <w:rPr>
+                <w:noProof/>
+                <w:webHidden/>
+              </w:rPr>
+            </w:r>
+            <w:r>
+              <w:rPr>
+                <w:noProof/>
+                <w:webHidden/>
+              </w:rPr>
+              <w:fldChar w:fldCharType="separate"/>
+            </w:r>
+            <w:r>
+              <w:rPr>
+                <w:noProof/>
+                <w:webHidden/>
+              </w:rPr>
+              <w:t>5</w:t>
             </w:r>
             <w:r>
               <w:rPr>
@@ -636,7 +717,7 @@
       <w:pPr>
         <w:pStyle w:val="1"/>
       </w:pPr>
-      <w:bookmarkStart w:id="0" w:name="_Toc221139599"/>
+      <w:bookmarkStart w:id="0" w:name="_Toc222181802"/>
       <w:r>
         <w:lastRenderedPageBreak/>
         <w:t>Задание 1</w:t>
@@ -647,7 +728,7 @@
       <w:pPr>
         <w:pStyle w:val="2"/>
       </w:pPr>
-      <w:bookmarkStart w:id="1" w:name="_Toc221139600"/>
+      <w:bookmarkStart w:id="1" w:name="_Toc222181803"/>
       <w:r>
         <w:t>1.1</w:t>
       </w:r>
@@ -710,7 +791,7 @@
       <w:pPr>
         <w:pStyle w:val="2"/>
       </w:pPr>
-      <w:bookmarkStart w:id="2" w:name="_Toc221139601"/>
+      <w:bookmarkStart w:id="2" w:name="_Toc222181804"/>
       <w:r>
         <w:t>1.2</w:t>
       </w:r>
@@ -827,7 +908,7 @@
       <w:pPr>
         <w:pStyle w:val="2"/>
       </w:pPr>
-      <w:bookmarkStart w:id="3" w:name="_Toc221139602"/>
+      <w:bookmarkStart w:id="3" w:name="_Toc222181805"/>
       <w:r>
         <w:t>1.3</w:t>
       </w:r>
@@ -894,12 +975,539 @@
       <w:pPr>
         <w:pStyle w:val="1"/>
       </w:pPr>
+      <w:bookmarkStart w:id="4" w:name="_Toc222181806"/>
       <w:r>
         <w:lastRenderedPageBreak/>
         <w:t>Задание 2</w:t>
       </w:r>
-    </w:p>
-    <w:p/>
+      <w:bookmarkEnd w:id="4"/>
+    </w:p>
+    <w:p>
+      <w:pPr>
+        <w:rPr>
+          <w:lang w:val="en-US"/>
+        </w:rPr>
+      </w:pPr>
+      <w:r>
+        <w:drawing>
+          <wp:inline distT="0" distB="0" distL="0" distR="0">
+            <wp:extent cx="5940425" cy="5643680"/>
+            <wp:effectExtent l="19050" t="0" r="3175" b="0"/>
+            <wp:docPr id="65148481" name="Рисунок 65148481"/>
+            <wp:cNvGraphicFramePr>
+              <a:graphicFrameLocks xmlns:a="http://schemas.openxmlformats.org/drawingml/2006/main" noChangeAspect="1"/>
+            </wp:cNvGraphicFramePr>
+            <a:graphic xmlns:a="http://schemas.openxmlformats.org/drawingml/2006/main">
+              <a:graphicData uri="http://schemas.openxmlformats.org/drawingml/2006/picture">
+                <pic:pic xmlns:pic="http://schemas.openxmlformats.org/drawingml/2006/picture">
+                  <pic:nvPicPr>
+                    <pic:cNvPr id="0" name=""/>
+                    <pic:cNvPicPr/>
+                  </pic:nvPicPr>
+                  <pic:blipFill>
+                    <a:blip r:embed="rId10" cstate="print"/>
+                    <a:stretch>
+                      <a:fillRect/>
+                    </a:stretch>
+                  </pic:blipFill>
+                  <pic:spPr>
+                    <a:xfrm>
+                      <a:off x="0" y="0"/>
+                      <a:ext cx="5940425" cy="5643680"/>
+                    </a:xfrm>
+                    <a:prstGeom prst="rect">
+                      <a:avLst/>
+                    </a:prstGeom>
+                  </pic:spPr>
+                </pic:pic>
+              </a:graphicData>
+            </a:graphic>
+          </wp:inline>
+        </w:drawing>
+      </w:r>
+    </w:p>
+    <w:p>
+      <w:pPr>
+        <w:rPr>
+          <w:lang w:val="en-US"/>
+        </w:rPr>
+      </w:pPr>
+      <w:r>
+        <w:rPr>
+          <w:lang w:val="en-US"/>
+        </w:rPr>
+        <w:lastRenderedPageBreak/>
+        <w:drawing>
+          <wp:inline distT="0" distB="0" distL="0" distR="0">
+            <wp:extent cx="5940425" cy="3181429"/>
+            <wp:effectExtent l="19050" t="0" r="3175" b="0"/>
+            <wp:docPr id="65148482" name="Рисунок 65148482"/>
+            <wp:cNvGraphicFramePr>
+              <a:graphicFrameLocks xmlns:a="http://schemas.openxmlformats.org/drawingml/2006/main" noChangeAspect="1"/>
+            </wp:cNvGraphicFramePr>
+            <a:graphic xmlns:a="http://schemas.openxmlformats.org/drawingml/2006/main">
+              <a:graphicData uri="http://schemas.openxmlformats.org/drawingml/2006/picture">
+                <pic:pic xmlns:pic="http://schemas.openxmlformats.org/drawingml/2006/picture">
+                  <pic:nvPicPr>
+                    <pic:cNvPr id="0" name=""/>
+                    <pic:cNvPicPr/>
+                  </pic:nvPicPr>
+                  <pic:blipFill>
+                    <a:blip r:embed="rId11" cstate="print"/>
+                    <a:stretch>
+                      <a:fillRect/>
+                    </a:stretch>
+                  </pic:blipFill>
+                  <pic:spPr>
+                    <a:xfrm>
+                      <a:off x="0" y="0"/>
+                      <a:ext cx="5940425" cy="3181429"/>
+                    </a:xfrm>
+                    <a:prstGeom prst="rect">
+                      <a:avLst/>
+                    </a:prstGeom>
+                  </pic:spPr>
+                </pic:pic>
+              </a:graphicData>
+            </a:graphic>
+          </wp:inline>
+        </w:drawing>
+      </w:r>
+    </w:p>
+    <w:p>
+      <w:pPr>
+        <w:rPr>
+          <w:lang w:val="en-US"/>
+        </w:rPr>
+      </w:pPr>
+      <w:r>
+        <w:rPr>
+          <w:lang w:val="en-US"/>
+        </w:rPr>
+        <w:drawing>
+          <wp:inline distT="0" distB="0" distL="0" distR="0">
+            <wp:extent cx="5940425" cy="3226799"/>
+            <wp:effectExtent l="19050" t="0" r="3175" b="0"/>
+            <wp:docPr id="65148484" name="Рисунок 65148484"/>
+            <wp:cNvGraphicFramePr>
+              <a:graphicFrameLocks xmlns:a="http://schemas.openxmlformats.org/drawingml/2006/main" noChangeAspect="1"/>
+            </wp:cNvGraphicFramePr>
+            <a:graphic xmlns:a="http://schemas.openxmlformats.org/drawingml/2006/main">
+              <a:graphicData uri="http://schemas.openxmlformats.org/drawingml/2006/picture">
+                <pic:pic xmlns:pic="http://schemas.openxmlformats.org/drawingml/2006/picture">
+                  <pic:nvPicPr>
+                    <pic:cNvPr id="0" name=""/>
+                    <pic:cNvPicPr/>
+                  </pic:nvPicPr>
+                  <pic:blipFill>
+                    <a:blip r:embed="rId12" cstate="print"/>
+                    <a:stretch>
+                      <a:fillRect/>
+                    </a:stretch>
+                  </pic:blipFill>
+                  <pic:spPr>
+                    <a:xfrm>
+                      <a:off x="0" y="0"/>
+                      <a:ext cx="5940425" cy="3226799"/>
+                    </a:xfrm>
+                    <a:prstGeom prst="rect">
+                      <a:avLst/>
+                    </a:prstGeom>
+                  </pic:spPr>
+                </pic:pic>
+              </a:graphicData>
+            </a:graphic>
+          </wp:inline>
+        </w:drawing>
+      </w:r>
+    </w:p>
+    <w:p>
+      <w:pPr>
+        <w:rPr>
+          <w:lang w:val="en-US"/>
+        </w:rPr>
+      </w:pPr>
+      <w:r>
+        <w:rPr>
+          <w:lang w:val="en-US"/>
+        </w:rPr>
+        <w:lastRenderedPageBreak/>
+        <w:drawing>
+          <wp:inline distT="0" distB="0" distL="0" distR="0">
+            <wp:extent cx="5940425" cy="3063099"/>
+            <wp:effectExtent l="19050" t="0" r="3175" b="0"/>
+            <wp:docPr id="65148485" name="Рисунок 65148485"/>
+            <wp:cNvGraphicFramePr>
+              <a:graphicFrameLocks xmlns:a="http://schemas.openxmlformats.org/drawingml/2006/main" noChangeAspect="1"/>
+            </wp:cNvGraphicFramePr>
+            <a:graphic xmlns:a="http://schemas.openxmlformats.org/drawingml/2006/main">
+              <a:graphicData uri="http://schemas.openxmlformats.org/drawingml/2006/picture">
+                <pic:pic xmlns:pic="http://schemas.openxmlformats.org/drawingml/2006/picture">
+                  <pic:nvPicPr>
+                    <pic:cNvPr id="0" name=""/>
+                    <pic:cNvPicPr/>
+                  </pic:nvPicPr>
+                  <pic:blipFill>
+                    <a:blip r:embed="rId13" cstate="print"/>
+                    <a:stretch>
+                      <a:fillRect/>
+                    </a:stretch>
+                  </pic:blipFill>
+                  <pic:spPr>
+                    <a:xfrm>
+                      <a:off x="0" y="0"/>
+                      <a:ext cx="5940425" cy="3063099"/>
+                    </a:xfrm>
+                    <a:prstGeom prst="rect">
+                      <a:avLst/>
+                    </a:prstGeom>
+                  </pic:spPr>
+                </pic:pic>
+              </a:graphicData>
+            </a:graphic>
+          </wp:inline>
+        </w:drawing>
+      </w:r>
+    </w:p>
+    <w:p>
+      <w:pPr>
+        <w:rPr>
+          <w:lang w:val="en-US"/>
+        </w:rPr>
+      </w:pPr>
+      <w:r>
+        <w:rPr>
+          <w:lang w:val="en-US"/>
+        </w:rPr>
+        <w:drawing>
+          <wp:inline distT="0" distB="0" distL="0" distR="0">
+            <wp:extent cx="5940425" cy="3188786"/>
+            <wp:effectExtent l="19050" t="0" r="3175" b="0"/>
+            <wp:docPr id="65148486" name="Рисунок 65148486"/>
+            <wp:cNvGraphicFramePr>
+              <a:graphicFrameLocks xmlns:a="http://schemas.openxmlformats.org/drawingml/2006/main" noChangeAspect="1"/>
+            </wp:cNvGraphicFramePr>
+            <a:graphic xmlns:a="http://schemas.openxmlformats.org/drawingml/2006/main">
+              <a:graphicData uri="http://schemas.openxmlformats.org/drawingml/2006/picture">
+                <pic:pic xmlns:pic="http://schemas.openxmlformats.org/drawingml/2006/picture">
+                  <pic:nvPicPr>
+                    <pic:cNvPr id="0" name=""/>
+                    <pic:cNvPicPr/>
+                  </pic:nvPicPr>
+                  <pic:blipFill>
+                    <a:blip r:embed="rId14" cstate="print"/>
+                    <a:stretch>
+                      <a:fillRect/>
+                    </a:stretch>
+                  </pic:blipFill>
+                  <pic:spPr>
+                    <a:xfrm>
+                      <a:off x="0" y="0"/>
+                      <a:ext cx="5940425" cy="3188786"/>
+                    </a:xfrm>
+                    <a:prstGeom prst="rect">
+                      <a:avLst/>
+                    </a:prstGeom>
+                  </pic:spPr>
+                </pic:pic>
+              </a:graphicData>
+            </a:graphic>
+          </wp:inline>
+        </w:drawing>
+      </w:r>
+    </w:p>
+    <w:p>
+      <w:pPr>
+        <w:rPr>
+          <w:lang w:val="en-US"/>
+        </w:rPr>
+      </w:pPr>
+      <w:r>
+        <w:rPr>
+          <w:lang w:val="en-US"/>
+        </w:rPr>
+        <w:lastRenderedPageBreak/>
+        <w:drawing>
+          <wp:inline distT="0" distB="0" distL="0" distR="0">
+            <wp:extent cx="5940425" cy="3153226"/>
+            <wp:effectExtent l="19050" t="0" r="3175" b="0"/>
+            <wp:docPr id="65148487" name="Рисунок 65148487"/>
+            <wp:cNvGraphicFramePr>
+              <a:graphicFrameLocks xmlns:a="http://schemas.openxmlformats.org/drawingml/2006/main" noChangeAspect="1"/>
+            </wp:cNvGraphicFramePr>
+            <a:graphic xmlns:a="http://schemas.openxmlformats.org/drawingml/2006/main">
+              <a:graphicData uri="http://schemas.openxmlformats.org/drawingml/2006/picture">
+                <pic:pic xmlns:pic="http://schemas.openxmlformats.org/drawingml/2006/picture">
+                  <pic:nvPicPr>
+                    <pic:cNvPr id="0" name=""/>
+                    <pic:cNvPicPr/>
+                  </pic:nvPicPr>
+                  <pic:blipFill>
+                    <a:blip r:embed="rId15" cstate="print"/>
+                    <a:stretch>
+                      <a:fillRect/>
+                    </a:stretch>
+                  </pic:blipFill>
+                  <pic:spPr>
+                    <a:xfrm>
+                      <a:off x="0" y="0"/>
+                      <a:ext cx="5940425" cy="3153226"/>
+                    </a:xfrm>
+                    <a:prstGeom prst="rect">
+                      <a:avLst/>
+                    </a:prstGeom>
+                  </pic:spPr>
+                </pic:pic>
+              </a:graphicData>
+            </a:graphic>
+          </wp:inline>
+        </w:drawing>
+      </w:r>
+    </w:p>
+    <w:p>
+      <w:pPr>
+        <w:rPr>
+          <w:lang w:val="en-US"/>
+        </w:rPr>
+      </w:pPr>
+      <w:r>
+        <w:rPr>
+          <w:lang w:val="en-US"/>
+        </w:rPr>
+        <w:drawing>
+          <wp:inline distT="0" distB="0" distL="0" distR="0">
+            <wp:extent cx="5940425" cy="3139124"/>
+            <wp:effectExtent l="19050" t="0" r="3175" b="0"/>
+            <wp:docPr id="65148488" name="Рисунок 65148488"/>
+            <wp:cNvGraphicFramePr>
+              <a:graphicFrameLocks xmlns:a="http://schemas.openxmlformats.org/drawingml/2006/main" noChangeAspect="1"/>
+            </wp:cNvGraphicFramePr>
+            <a:graphic xmlns:a="http://schemas.openxmlformats.org/drawingml/2006/main">
+              <a:graphicData uri="http://schemas.openxmlformats.org/drawingml/2006/picture">
+                <pic:pic xmlns:pic="http://schemas.openxmlformats.org/drawingml/2006/picture">
+                  <pic:nvPicPr>
+                    <pic:cNvPr id="0" name=""/>
+                    <pic:cNvPicPr/>
+                  </pic:nvPicPr>
+                  <pic:blipFill>
+                    <a:blip r:embed="rId16" cstate="print"/>
+                    <a:stretch>
+                      <a:fillRect/>
+                    </a:stretch>
+                  </pic:blipFill>
+                  <pic:spPr>
+                    <a:xfrm>
+                      <a:off x="0" y="0"/>
+                      <a:ext cx="5940425" cy="3139124"/>
+                    </a:xfrm>
+                    <a:prstGeom prst="rect">
+                      <a:avLst/>
+                    </a:prstGeom>
+                  </pic:spPr>
+                </pic:pic>
+              </a:graphicData>
+            </a:graphic>
+          </wp:inline>
+        </w:drawing>
+      </w:r>
+    </w:p>
+    <w:p>
+      <w:pPr>
+        <w:rPr>
+          <w:lang w:val="en-US"/>
+        </w:rPr>
+      </w:pPr>
+      <w:r>
+        <w:rPr>
+          <w:lang w:val="en-US"/>
+        </w:rPr>
+        <w:lastRenderedPageBreak/>
+        <w:drawing>
+          <wp:inline distT="0" distB="0" distL="0" distR="0">
+            <wp:extent cx="5940425" cy="3128701"/>
+            <wp:effectExtent l="19050" t="0" r="3175" b="0"/>
+            <wp:docPr id="65148489" name="Рисунок 65148489"/>
+            <wp:cNvGraphicFramePr>
+              <a:graphicFrameLocks xmlns:a="http://schemas.openxmlformats.org/drawingml/2006/main" noChangeAspect="1"/>
+            </wp:cNvGraphicFramePr>
+            <a:graphic xmlns:a="http://schemas.openxmlformats.org/drawingml/2006/main">
+              <a:graphicData uri="http://schemas.openxmlformats.org/drawingml/2006/picture">
+                <pic:pic xmlns:pic="http://schemas.openxmlformats.org/drawingml/2006/picture">
+                  <pic:nvPicPr>
+                    <pic:cNvPr id="0" name=""/>
+                    <pic:cNvPicPr/>
+                  </pic:nvPicPr>
+                  <pic:blipFill>
+                    <a:blip r:embed="rId17" cstate="print"/>
+                    <a:stretch>
+                      <a:fillRect/>
+                    </a:stretch>
+                  </pic:blipFill>
+                  <pic:spPr>
+                    <a:xfrm>
+                      <a:off x="0" y="0"/>
+                      <a:ext cx="5940425" cy="3128701"/>
+                    </a:xfrm>
+                    <a:prstGeom prst="rect">
+                      <a:avLst/>
+                    </a:prstGeom>
+                  </pic:spPr>
+                </pic:pic>
+              </a:graphicData>
+            </a:graphic>
+          </wp:inline>
+        </w:drawing>
+      </w:r>
+    </w:p>
+    <w:p>
+      <w:pPr>
+        <w:rPr>
+          <w:lang w:val="en-US"/>
+        </w:rPr>
+      </w:pPr>
+      <w:r>
+        <w:rPr>
+          <w:lang w:val="en-US"/>
+        </w:rPr>
+        <w:drawing>
+          <wp:inline distT="0" distB="0" distL="0" distR="0">
+            <wp:extent cx="5940425" cy="3057581"/>
+            <wp:effectExtent l="19050" t="0" r="3175" b="0"/>
+            <wp:docPr id="65148490" name="Рисунок 65148490"/>
+            <wp:cNvGraphicFramePr>
+              <a:graphicFrameLocks xmlns:a="http://schemas.openxmlformats.org/drawingml/2006/main" noChangeAspect="1"/>
+            </wp:cNvGraphicFramePr>
+            <a:graphic xmlns:a="http://schemas.openxmlformats.org/drawingml/2006/main">
+              <a:graphicData uri="http://schemas.openxmlformats.org/drawingml/2006/picture">
+                <pic:pic xmlns:pic="http://schemas.openxmlformats.org/drawingml/2006/picture">
+                  <pic:nvPicPr>
+                    <pic:cNvPr id="0" name=""/>
+                    <pic:cNvPicPr/>
+                  </pic:nvPicPr>
+                  <pic:blipFill>
+                    <a:blip r:embed="rId18" cstate="print"/>
+                    <a:stretch>
+                      <a:fillRect/>
+                    </a:stretch>
+                  </pic:blipFill>
+                  <pic:spPr>
+                    <a:xfrm>
+                      <a:off x="0" y="0"/>
+                      <a:ext cx="5940425" cy="3057581"/>
+                    </a:xfrm>
+                    <a:prstGeom prst="rect">
+                      <a:avLst/>
+                    </a:prstGeom>
+                  </pic:spPr>
+                </pic:pic>
+              </a:graphicData>
+            </a:graphic>
+          </wp:inline>
+        </w:drawing>
+      </w:r>
+    </w:p>
+    <w:p>
+      <w:pPr>
+        <w:rPr>
+          <w:lang w:val="en-US"/>
+        </w:rPr>
+      </w:pPr>
+      <w:r>
+        <w:rPr>
+          <w:lang w:val="en-US"/>
+        </w:rPr>
+        <w:lastRenderedPageBreak/>
+        <w:drawing>
+          <wp:inline distT="0" distB="0" distL="0" distR="0">
+            <wp:extent cx="5940425" cy="3141577"/>
+            <wp:effectExtent l="19050" t="0" r="3175" b="0"/>
+            <wp:docPr id="65148491" name="Рисунок 65148491"/>
+            <wp:cNvGraphicFramePr>
+              <a:graphicFrameLocks xmlns:a="http://schemas.openxmlformats.org/drawingml/2006/main" noChangeAspect="1"/>
+            </wp:cNvGraphicFramePr>
+            <a:graphic xmlns:a="http://schemas.openxmlformats.org/drawingml/2006/main">
+              <a:graphicData uri="http://schemas.openxmlformats.org/drawingml/2006/picture">
+                <pic:pic xmlns:pic="http://schemas.openxmlformats.org/drawingml/2006/picture">
+                  <pic:nvPicPr>
+                    <pic:cNvPr id="0" name=""/>
+                    <pic:cNvPicPr/>
+                  </pic:nvPicPr>
+                  <pic:blipFill>
+                    <a:blip r:embed="rId19" cstate="print"/>
+                    <a:stretch>
+                      <a:fillRect/>
+                    </a:stretch>
+                  </pic:blipFill>
+                  <pic:spPr>
+                    <a:xfrm>
+                      <a:off x="0" y="0"/>
+                      <a:ext cx="5940425" cy="3141577"/>
+                    </a:xfrm>
+                    <a:prstGeom prst="rect">
+                      <a:avLst/>
+                    </a:prstGeom>
+                  </pic:spPr>
+                </pic:pic>
+              </a:graphicData>
+            </a:graphic>
+          </wp:inline>
+        </w:drawing>
+      </w:r>
+    </w:p>
+    <w:p>
+      <w:pPr>
+        <w:rPr>
+          <w:lang w:val="en-US"/>
+        </w:rPr>
+      </w:pPr>
+      <w:r>
+        <w:rPr>
+          <w:lang w:val="en-US"/>
+        </w:rPr>
+        <w:drawing>
+          <wp:inline distT="0" distB="0" distL="0" distR="0">
+            <wp:extent cx="5940425" cy="3179590"/>
+            <wp:effectExtent l="19050" t="0" r="3175" b="0"/>
+            <wp:docPr id="65148492" name="Рисунок 65148492"/>
+            <wp:cNvGraphicFramePr>
+              <a:graphicFrameLocks xmlns:a="http://schemas.openxmlformats.org/drawingml/2006/main" noChangeAspect="1"/>
+            </wp:cNvGraphicFramePr>
+            <a:graphic xmlns:a="http://schemas.openxmlformats.org/drawingml/2006/main">
+              <a:graphicData uri="http://schemas.openxmlformats.org/drawingml/2006/picture">
+                <pic:pic xmlns:pic="http://schemas.openxmlformats.org/drawingml/2006/picture">
+                  <pic:nvPicPr>
+                    <pic:cNvPr id="0" name=""/>
+                    <pic:cNvPicPr/>
+                  </pic:nvPicPr>
+                  <pic:blipFill>
+                    <a:blip r:embed="rId20" cstate="print"/>
+                    <a:stretch>
+                      <a:fillRect/>
+                    </a:stretch>
+                  </pic:blipFill>
+                  <pic:spPr>
+                    <a:xfrm>
+                      <a:off x="0" y="0"/>
+                      <a:ext cx="5940425" cy="3179590"/>
+                    </a:xfrm>
+                    <a:prstGeom prst="rect">
+                      <a:avLst/>
+                    </a:prstGeom>
+                  </pic:spPr>
+                </pic:pic>
+              </a:graphicData>
+            </a:graphic>
+          </wp:inline>
+        </w:drawing>
+      </w:r>
+    </w:p>
+    <w:p>
+      <w:pPr>
+        <w:rPr>
+          <w:lang w:val="en-US"/>
+        </w:rPr>
+      </w:pPr>
+    </w:p>
     <w:sectPr>
       <w:pgSz w:w="11906" w:h="16838"/>
       <w:pgMar w:top="1134" w:right="850" w:bottom="1134" w:left="1701" w:header="708" w:footer="708" w:gutter="0"/>
@@ -1582,7 +2190,7 @@
 </file>
 
 <file path=customXml/itemProps1.xml><?xml version="1.0" encoding="utf-8"?>
-<ds:datastoreItem xmlns:ds="http://schemas.openxmlformats.org/officeDocument/2006/customXml" ds:itemID="{E6A8EADA-B613-4C72-B2E7-5C9E13081588}">
+<ds:datastoreItem xmlns:ds="http://schemas.openxmlformats.org/officeDocument/2006/customXml" ds:itemID="{C5F419D4-F1BF-4666-8418-56230854DBBC}">
   <ds:schemaRefs>
     <ds:schemaRef ds:uri="http://schemas.openxmlformats.org/officeDocument/2006/bibliography"/>
   </ds:schemaRefs>
